--- a/Atmel Studio 7.0/Как подключить библиотеку (.a) к проекту в Atmel Studio 7.0.docx
+++ b/Atmel Studio 7.0/Как подключить библиотеку (.a) к проекту в Atmel Studio 7.0.docx
@@ -1954,75 +1954,18 @@
     </w:p>
     <w:p>
       <w:pPr>
-        <w:numPr>
-          <w:ilvl w:val="0"/>
-          <w:numId w:val="1"/>
-        </w:numPr>
-      </w:pPr>
-      <w:r>
-        <w:t xml:space="preserve">Теперь в файле </w:t>
-      </w:r>
-      <w:proofErr w:type="spellStart"/>
-      <w:r>
-        <w:rPr>
-          <w:b/>
-          <w:bCs/>
-        </w:rPr>
-        <w:t>main.c</w:t>
-      </w:r>
-      <w:proofErr w:type="spellEnd"/>
-      <w:r>
-        <w:t xml:space="preserve"> вашего конечного проекта вы</w:t>
-      </w:r>
-      <w:r>
-        <w:t xml:space="preserve"> должны снять комментарии с одной из двух функций презентации в зависимости от разрешения </w:t>
-      </w:r>
-      <w:r>
-        <w:rPr>
-          <w:b/>
-          <w:bCs/>
-          <w:lang w:val="en-US"/>
-        </w:rPr>
-        <w:t>LCD</w:t>
-      </w:r>
-      <w:r>
-        <w:t xml:space="preserve"> </w:t>
-      </w:r>
-      <w:r>
-        <w:t>панели (</w:t>
-      </w:r>
-      <w:r>
-        <w:rPr>
-          <w:b/>
-          <w:bCs/>
-        </w:rPr>
-        <w:t xml:space="preserve">lcd_Test480x320Landscape() </w:t>
-      </w:r>
-      <w:r>
-        <w:t xml:space="preserve">или </w:t>
-      </w:r>
-      <w:r>
-        <w:rPr>
-          <w:b/>
-          <w:bCs/>
-        </w:rPr>
-        <w:t>lcd_Test320x240Landscape()</w:t>
-      </w:r>
-      <w:r>
-        <w:t>).</w:t>
-      </w:r>
-    </w:p>
-    <w:p>
+        <w:ind w:left="720"/>
+      </w:pPr>
       <w:r>
         <w:rPr>
           <w:noProof/>
         </w:rPr>
         <w:lastRenderedPageBreak/>
         <w:drawing>
-          <wp:inline distT="0" distB="0" distL="0" distR="0" wp14:anchorId="552BAF86" wp14:editId="41FD57D3">
-            <wp:extent cx="6645910" cy="5746115"/>
-            <wp:effectExtent l="0" t="0" r="2540" b="6985"/>
-            <wp:docPr id="708099219" name="Рисунок 1"/>
+          <wp:inline distT="0" distB="0" distL="0" distR="0" wp14:anchorId="4106CE11" wp14:editId="15408E2C">
+            <wp:extent cx="6645910" cy="5158740"/>
+            <wp:effectExtent l="0" t="0" r="2540" b="3810"/>
+            <wp:docPr id="1926733872" name="Рисунок 2"/>
             <wp:cNvGraphicFramePr>
               <a:graphicFrameLocks xmlns:a="http://schemas.openxmlformats.org/drawingml/2006/main" noChangeAspect="1"/>
             </wp:cNvGraphicFramePr>
@@ -2030,7 +1973,7 @@
               <a:graphicData uri="http://schemas.openxmlformats.org/drawingml/2006/picture">
                 <pic:pic xmlns:pic="http://schemas.openxmlformats.org/drawingml/2006/picture">
                   <pic:nvPicPr>
-                    <pic:cNvPr id="708099219" name="Рисунок 708099219"/>
+                    <pic:cNvPr id="1926733872" name="Рисунок 1926733872"/>
                     <pic:cNvPicPr/>
                   </pic:nvPicPr>
                   <pic:blipFill>
@@ -2048,7 +1991,7 @@
                   <pic:spPr>
                     <a:xfrm>
                       <a:off x="0" y="0"/>
-                      <a:ext cx="6645910" cy="5746115"/>
+                      <a:ext cx="6645910" cy="5158740"/>
                     </a:xfrm>
                     <a:prstGeom prst="rect">
                       <a:avLst/>
@@ -2062,114 +2005,94 @@
       </w:r>
     </w:p>
     <w:p>
-      <w:pPr>
-        <w:rPr>
-          <w:lang w:val="en-US"/>
-        </w:rPr>
-      </w:pPr>
       <w:r>
         <w:t>При</w:t>
       </w:r>
       <w:r>
-        <w:rPr>
-          <w:lang w:val="en-US"/>
-        </w:rPr>
         <w:t xml:space="preserve"> </w:t>
       </w:r>
       <w:r>
         <w:t>сборке</w:t>
       </w:r>
       <w:r>
-        <w:rPr>
-          <w:lang w:val="en-US"/>
-        </w:rPr>
-        <w:t xml:space="preserve"> </w:t>
-      </w:r>
-      <w:r>
-        <w:rPr>
-          <w:b/>
-          <w:bCs/>
-          <w:lang w:val="en-US"/>
-        </w:rPr>
-        <w:t>Atmel Studio</w:t>
-      </w:r>
-      <w:r>
-        <w:rPr>
-          <w:b/>
-          <w:bCs/>
-          <w:lang w:val="en-US"/>
+        <w:t xml:space="preserve"> </w:t>
+      </w:r>
+      <w:r>
+        <w:rPr>
+          <w:b/>
+          <w:bCs/>
+          <w:lang w:val="en-US"/>
+        </w:rPr>
+        <w:t>Atmel</w:t>
+      </w:r>
+      <w:r>
+        <w:rPr>
+          <w:b/>
+          <w:bCs/>
+        </w:rPr>
+        <w:t xml:space="preserve"> </w:t>
+      </w:r>
+      <w:r>
+        <w:rPr>
+          <w:b/>
+          <w:bCs/>
+          <w:lang w:val="en-US"/>
+        </w:rPr>
+        <w:t>Studio</w:t>
+      </w:r>
+      <w:r>
+        <w:rPr>
+          <w:b/>
+          <w:bCs/>
         </w:rPr>
         <w:t xml:space="preserve"> 7.0</w:t>
       </w:r>
       <w:r>
-        <w:rPr>
-          <w:lang w:val="en-US"/>
-        </w:rPr>
         <w:t xml:space="preserve"> </w:t>
       </w:r>
       <w:r>
         <w:t>автоматически</w:t>
       </w:r>
       <w:r>
-        <w:rPr>
-          <w:lang w:val="en-US"/>
-        </w:rPr>
         <w:t xml:space="preserve"> </w:t>
       </w:r>
       <w:r>
         <w:t>заберет</w:t>
       </w:r>
       <w:r>
-        <w:rPr>
-          <w:lang w:val="en-US"/>
-        </w:rPr>
         <w:t xml:space="preserve"> </w:t>
       </w:r>
       <w:r>
         <w:t>скомпилированный</w:t>
       </w:r>
       <w:r>
-        <w:rPr>
-          <w:lang w:val="en-US"/>
-        </w:rPr>
         <w:t xml:space="preserve"> </w:t>
       </w:r>
       <w:r>
         <w:t>код</w:t>
       </w:r>
       <w:r>
-        <w:rPr>
-          <w:lang w:val="en-US"/>
-        </w:rPr>
         <w:t xml:space="preserve"> </w:t>
       </w:r>
       <w:r>
         <w:t>из</w:t>
       </w:r>
       <w:r>
-        <w:rPr>
-          <w:lang w:val="en-US"/>
-        </w:rPr>
         <w:t xml:space="preserve"> </w:t>
       </w:r>
       <w:r>
         <w:t>файла</w:t>
       </w:r>
       <w:r>
-        <w:rPr>
-          <w:lang w:val="en-US"/>
-        </w:rPr>
         <w:t xml:space="preserve"> </w:t>
       </w:r>
       <w:r>
         <w:t>библиотеки</w:t>
       </w:r>
       <w:r>
-        <w:rPr>
-          <w:lang w:val="en-US"/>
-        </w:rPr>
-        <w:t xml:space="preserve"> </w:t>
-      </w:r>
+        <w:t xml:space="preserve"> </w:t>
+      </w:r>
+      <w:proofErr w:type="spellStart"/>
       <w:r>
         <w:rPr>
           <w:b/>
@@ -2178,11 +2101,11 @@
         </w:rPr>
         <w:t>libKVB</w:t>
       </w:r>
-      <w:r>
-        <w:rPr>
-          <w:b/>
-          <w:bCs/>
-          <w:lang w:val="en-US"/>
+      <w:proofErr w:type="spellEnd"/>
+      <w:r>
+        <w:rPr>
+          <w:b/>
+          <w:bCs/>
         </w:rPr>
         <w:t>_</w:t>
       </w:r>
@@ -2198,7 +2121,6 @@
         <w:rPr>
           <w:b/>
           <w:bCs/>
-          <w:lang w:val="en-US"/>
         </w:rPr>
         <w:t>_16</w:t>
       </w:r>
@@ -2214,10 +2136,10 @@
         <w:rPr>
           <w:b/>
           <w:bCs/>
-          <w:lang w:val="en-US"/>
         </w:rPr>
         <w:t>_</w:t>
       </w:r>
+      <w:proofErr w:type="spellStart"/>
       <w:r>
         <w:rPr>
           <w:b/>
@@ -2226,11 +2148,11 @@
         </w:rPr>
         <w:t>ATmega</w:t>
       </w:r>
-      <w:r>
-        <w:rPr>
-          <w:b/>
-          <w:bCs/>
-          <w:lang w:val="en-US"/>
+      <w:proofErr w:type="spellEnd"/>
+      <w:r>
+        <w:rPr>
+          <w:b/>
+          <w:bCs/>
         </w:rPr>
         <w:t>128_</w:t>
       </w:r>
@@ -2239,7 +2161,6 @@
         <w:rPr>
           <w:b/>
           <w:bCs/>
-          <w:lang w:val="en-US"/>
         </w:rPr>
         <w:t>9481.</w:t>
       </w:r>
@@ -2255,16 +2176,107 @@
         <w:rPr>
           <w:b/>
           <w:bCs/>
-          <w:lang w:val="en-US"/>
         </w:rPr>
         <w:t>.</w:t>
       </w:r>
       <w:proofErr w:type="gramEnd"/>
     </w:p>
     <w:p>
+      <w:pPr>
+        <w:numPr>
+          <w:ilvl w:val="0"/>
+          <w:numId w:val="1"/>
+        </w:numPr>
+      </w:pPr>
+      <w:r>
+        <w:t xml:space="preserve">Теперь в файле </w:t>
+      </w:r>
+      <w:proofErr w:type="spellStart"/>
+      <w:r>
+        <w:rPr>
+          <w:b/>
+          <w:bCs/>
+        </w:rPr>
+        <w:t>main.c</w:t>
+      </w:r>
+      <w:proofErr w:type="spellEnd"/>
+      <w:r>
+        <w:t xml:space="preserve"> вашего конечного проекта вы</w:t>
+      </w:r>
+      <w:r>
+        <w:t xml:space="preserve"> должны снять комментарии с одной из двух функций презентации в зависимости от разрешения </w:t>
+      </w:r>
+      <w:r>
+        <w:rPr>
+          <w:b/>
+          <w:bCs/>
+          <w:lang w:val="en-US"/>
+        </w:rPr>
+        <w:t>LCD</w:t>
+      </w:r>
+      <w:r>
+        <w:t xml:space="preserve"> </w:t>
+      </w:r>
+      <w:r>
+        <w:t>панели (</w:t>
+      </w:r>
+      <w:r>
+        <w:rPr>
+          <w:b/>
+          <w:bCs/>
+        </w:rPr>
+        <w:t>lcd_Test480x320</w:t>
+      </w:r>
+      <w:proofErr w:type="gramStart"/>
+      <w:r>
+        <w:rPr>
+          <w:b/>
+          <w:bCs/>
+        </w:rPr>
+        <w:t>Landscape(</w:t>
+      </w:r>
+      <w:proofErr w:type="gramEnd"/>
+      <w:r>
+        <w:rPr>
+          <w:b/>
+          <w:bCs/>
+        </w:rPr>
+        <w:t xml:space="preserve">) </w:t>
+      </w:r>
+      <w:r>
+        <w:t xml:space="preserve">или </w:t>
+      </w:r>
+      <w:r>
+        <w:rPr>
+          <w:b/>
+          <w:bCs/>
+        </w:rPr>
+        <w:t>lcd_Test320x240</w:t>
+      </w:r>
+      <w:proofErr w:type="gramStart"/>
+      <w:r>
+        <w:rPr>
+          <w:b/>
+          <w:bCs/>
+        </w:rPr>
+        <w:t>Landscape(</w:t>
+      </w:r>
+      <w:proofErr w:type="gramEnd"/>
+      <w:r>
+        <w:rPr>
+          <w:b/>
+          <w:bCs/>
+        </w:rPr>
+        <w:t>)</w:t>
+      </w:r>
+      <w:r>
+        <w:t>).</w:t>
+      </w:r>
+    </w:p>
+    <w:p>
       <w:r>
         <w:pict w14:anchorId="3989FCAC">
-          <v:rect id="_x0000_i1026" style="width:0;height:1.5pt" o:hralign="center" o:hrstd="t" o:hr="t" fillcolor="#a0a0a0" stroked="f"/>
+          <v:rect id="_x0000_i1030" style="width:0;height:1.5pt" o:hralign="center" o:hrstd="t" o:hr="t" fillcolor="#a0a0a0" stroked="f"/>
         </w:pict>
       </w:r>
     </w:p>
